--- a/Reachy/Full_Workflow_Tele/Task_4/Names.docx
+++ b/Reachy/Full_Workflow_Tele/Task_4/Names.docx
@@ -7,589 +7,781 @@
         <w:rPr>
           <w:b/>
           <w:bCs/>
-          <w:sz w:val="28"/>
-          <w:szCs w:val="28"/>
-        </w:rPr>
-      </w:pPr>
-      <w:r>
-        <w:rPr>
-          <w:b/>
-          <w:bCs/>
-          <w:sz w:val="28"/>
-          <w:szCs w:val="28"/>
+          <w:sz w:val="40"/>
+          <w:szCs w:val="40"/>
+        </w:rPr>
+      </w:pPr>
+      <w:r>
+        <w:rPr>
+          <w:b/>
+          <w:bCs/>
+          <w:sz w:val="40"/>
+          <w:szCs w:val="40"/>
         </w:rPr>
         <w:t>Bin 1: Land Mammals</w:t>
       </w:r>
-    </w:p>
-    <w:p>
-      <w:pPr>
-        <w:rPr>
-          <w:sz w:val="28"/>
-          <w:szCs w:val="28"/>
-        </w:rPr>
-      </w:pPr>
-      <w:r>
-        <w:rPr>
-          <w:sz w:val="28"/>
-          <w:szCs w:val="28"/>
+      <w:r>
+        <w:rPr>
+          <w:b/>
+          <w:bCs/>
+          <w:sz w:val="40"/>
+          <w:szCs w:val="40"/>
+        </w:rPr>
+        <w:br/>
+      </w:r>
+    </w:p>
+    <w:p>
+      <w:pPr>
+        <w:rPr>
+          <w:b/>
+          <w:bCs/>
+          <w:sz w:val="40"/>
+          <w:szCs w:val="40"/>
+        </w:rPr>
+      </w:pPr>
+      <w:r>
+        <w:rPr>
+          <w:b/>
+          <w:bCs/>
+          <w:sz w:val="40"/>
+          <w:szCs w:val="40"/>
         </w:rPr>
         <w:t>Elephant</w:t>
       </w:r>
-    </w:p>
-    <w:p>
-      <w:pPr>
-        <w:rPr>
-          <w:sz w:val="28"/>
-          <w:szCs w:val="28"/>
-        </w:rPr>
-      </w:pPr>
-      <w:r>
-        <w:rPr>
-          <w:sz w:val="28"/>
-          <w:szCs w:val="28"/>
+      <w:r>
+        <w:rPr>
+          <w:b/>
+          <w:bCs/>
+          <w:sz w:val="40"/>
+          <w:szCs w:val="40"/>
+        </w:rPr>
+        <w:br/>
+      </w:r>
+    </w:p>
+    <w:p>
+      <w:pPr>
+        <w:rPr>
+          <w:b/>
+          <w:bCs/>
+          <w:sz w:val="40"/>
+          <w:szCs w:val="40"/>
+        </w:rPr>
+      </w:pPr>
+      <w:r>
+        <w:rPr>
+          <w:b/>
+          <w:bCs/>
+          <w:sz w:val="40"/>
+          <w:szCs w:val="40"/>
         </w:rPr>
         <w:t>Gorilla</w:t>
       </w:r>
-    </w:p>
-    <w:p>
-      <w:pPr>
-        <w:rPr>
-          <w:sz w:val="28"/>
-          <w:szCs w:val="28"/>
-        </w:rPr>
-      </w:pPr>
-      <w:r>
-        <w:rPr>
-          <w:sz w:val="28"/>
-          <w:szCs w:val="28"/>
+      <w:r>
+        <w:rPr>
+          <w:b/>
+          <w:bCs/>
+          <w:sz w:val="40"/>
+          <w:szCs w:val="40"/>
+        </w:rPr>
+        <w:br/>
+      </w:r>
+    </w:p>
+    <w:p>
+      <w:pPr>
+        <w:rPr>
+          <w:b/>
+          <w:bCs/>
+          <w:sz w:val="40"/>
+          <w:szCs w:val="40"/>
+        </w:rPr>
+      </w:pPr>
+      <w:r>
+        <w:rPr>
+          <w:b/>
+          <w:bCs/>
+          <w:sz w:val="40"/>
+          <w:szCs w:val="40"/>
         </w:rPr>
         <w:t>Kangaroo</w:t>
       </w:r>
-    </w:p>
-    <w:p>
-      <w:pPr>
-        <w:rPr>
-          <w:sz w:val="28"/>
-          <w:szCs w:val="28"/>
-        </w:rPr>
-      </w:pPr>
-      <w:r>
-        <w:rPr>
-          <w:sz w:val="28"/>
-          <w:szCs w:val="28"/>
+      <w:r>
+        <w:rPr>
+          <w:b/>
+          <w:bCs/>
+          <w:sz w:val="40"/>
+          <w:szCs w:val="40"/>
+        </w:rPr>
+        <w:br/>
+      </w:r>
+    </w:p>
+    <w:p>
+      <w:pPr>
+        <w:rPr>
+          <w:b/>
+          <w:bCs/>
+          <w:sz w:val="40"/>
+          <w:szCs w:val="40"/>
+        </w:rPr>
+      </w:pPr>
+      <w:r>
+        <w:rPr>
+          <w:b/>
+          <w:bCs/>
+          <w:sz w:val="40"/>
+          <w:szCs w:val="40"/>
         </w:rPr>
         <w:t>Rhinoceros</w:t>
       </w:r>
-    </w:p>
-    <w:p>
-      <w:pPr>
-        <w:rPr>
-          <w:sz w:val="28"/>
-          <w:szCs w:val="28"/>
-        </w:rPr>
-      </w:pPr>
-      <w:r>
-        <w:rPr>
-          <w:sz w:val="28"/>
-          <w:szCs w:val="28"/>
+      <w:r>
+        <w:rPr>
+          <w:b/>
+          <w:bCs/>
+          <w:sz w:val="40"/>
+          <w:szCs w:val="40"/>
+        </w:rPr>
+        <w:br/>
+      </w:r>
+    </w:p>
+    <w:p>
+      <w:pPr>
+        <w:rPr>
+          <w:b/>
+          <w:bCs/>
+          <w:sz w:val="40"/>
+          <w:szCs w:val="40"/>
+        </w:rPr>
+      </w:pPr>
+      <w:r>
+        <w:rPr>
+          <w:b/>
+          <w:bCs/>
+          <w:sz w:val="40"/>
+          <w:szCs w:val="40"/>
         </w:rPr>
         <w:t>Porcupine</w:t>
       </w:r>
-    </w:p>
-    <w:p>
-      <w:pPr>
-        <w:rPr>
-          <w:sz w:val="28"/>
-          <w:szCs w:val="28"/>
-        </w:rPr>
-      </w:pPr>
-      <w:r>
-        <w:rPr>
-          <w:sz w:val="28"/>
-          <w:szCs w:val="28"/>
+      <w:r>
+        <w:rPr>
+          <w:b/>
+          <w:bCs/>
+          <w:sz w:val="40"/>
+          <w:szCs w:val="40"/>
+        </w:rPr>
+        <w:br/>
+      </w:r>
+    </w:p>
+    <w:p>
+      <w:pPr>
+        <w:rPr>
+          <w:b/>
+          <w:bCs/>
+          <w:sz w:val="40"/>
+          <w:szCs w:val="40"/>
+        </w:rPr>
+      </w:pPr>
+      <w:r>
+        <w:rPr>
+          <w:b/>
+          <w:bCs/>
+          <w:sz w:val="40"/>
+          <w:szCs w:val="40"/>
         </w:rPr>
         <w:t>Cheetah</w:t>
       </w:r>
-    </w:p>
-    <w:p>
-      <w:pPr>
-        <w:rPr>
-          <w:b/>
-          <w:bCs/>
-          <w:sz w:val="28"/>
-          <w:szCs w:val="28"/>
-        </w:rPr>
-      </w:pPr>
-      <w:r>
-        <w:rPr>
-          <w:b/>
-          <w:bCs/>
-          <w:sz w:val="28"/>
-          <w:szCs w:val="28"/>
+      <w:r>
+        <w:rPr>
+          <w:b/>
+          <w:bCs/>
+          <w:sz w:val="40"/>
+          <w:szCs w:val="40"/>
+        </w:rPr>
+        <w:br/>
+      </w:r>
+    </w:p>
+    <w:p>
+      <w:pPr>
+        <w:rPr>
+          <w:b/>
+          <w:bCs/>
+          <w:sz w:val="40"/>
+          <w:szCs w:val="40"/>
+        </w:rPr>
+      </w:pPr>
+      <w:r>
+        <w:rPr>
+          <w:b/>
+          <w:bCs/>
+          <w:sz w:val="40"/>
+          <w:szCs w:val="40"/>
         </w:rPr>
         <w:t>Bin 2: Sea Creatures (Fish/Invertebrates)</w:t>
       </w:r>
-    </w:p>
-    <w:p>
-      <w:pPr>
-        <w:rPr>
-          <w:sz w:val="28"/>
-          <w:szCs w:val="28"/>
-        </w:rPr>
-      </w:pPr>
-      <w:r>
-        <w:rPr>
-          <w:sz w:val="28"/>
-          <w:szCs w:val="28"/>
+      <w:r>
+        <w:rPr>
+          <w:b/>
+          <w:bCs/>
+          <w:sz w:val="40"/>
+          <w:szCs w:val="40"/>
+        </w:rPr>
+        <w:br/>
+      </w:r>
+    </w:p>
+    <w:p>
+      <w:pPr>
+        <w:rPr>
+          <w:b/>
+          <w:bCs/>
+          <w:sz w:val="40"/>
+          <w:szCs w:val="40"/>
+        </w:rPr>
+      </w:pPr>
+      <w:r>
+        <w:rPr>
+          <w:b/>
+          <w:bCs/>
+          <w:sz w:val="40"/>
+          <w:szCs w:val="40"/>
         </w:rPr>
         <w:t>Octopus</w:t>
       </w:r>
-    </w:p>
-    <w:p>
-      <w:pPr>
-        <w:rPr>
-          <w:sz w:val="28"/>
-          <w:szCs w:val="28"/>
-        </w:rPr>
-      </w:pPr>
-      <w:r>
-        <w:rPr>
-          <w:sz w:val="28"/>
-          <w:szCs w:val="28"/>
+      <w:r>
+        <w:rPr>
+          <w:b/>
+          <w:bCs/>
+          <w:sz w:val="40"/>
+          <w:szCs w:val="40"/>
+        </w:rPr>
+        <w:br/>
+      </w:r>
+    </w:p>
+    <w:p>
+      <w:pPr>
+        <w:rPr>
+          <w:b/>
+          <w:bCs/>
+          <w:sz w:val="40"/>
+          <w:szCs w:val="40"/>
+        </w:rPr>
+      </w:pPr>
+      <w:r>
+        <w:rPr>
+          <w:b/>
+          <w:bCs/>
+          <w:sz w:val="40"/>
+          <w:szCs w:val="40"/>
         </w:rPr>
         <w:t>Swordfish</w:t>
       </w:r>
-    </w:p>
-    <w:p>
-      <w:pPr>
-        <w:rPr>
-          <w:sz w:val="28"/>
-          <w:szCs w:val="28"/>
-        </w:rPr>
-      </w:pPr>
-      <w:r>
-        <w:rPr>
-          <w:sz w:val="28"/>
-          <w:szCs w:val="28"/>
-        </w:rPr>
+      <w:r>
+        <w:rPr>
+          <w:b/>
+          <w:bCs/>
+          <w:sz w:val="40"/>
+          <w:szCs w:val="40"/>
+        </w:rPr>
+        <w:br/>
+      </w:r>
+    </w:p>
+    <w:p>
+      <w:pPr>
+        <w:rPr>
+          <w:b/>
+          <w:bCs/>
+          <w:sz w:val="40"/>
+          <w:szCs w:val="40"/>
+        </w:rPr>
+      </w:pPr>
+      <w:r>
+        <w:rPr>
+          <w:b/>
+          <w:bCs/>
+          <w:sz w:val="40"/>
+          <w:szCs w:val="40"/>
+        </w:rPr>
+        <w:lastRenderedPageBreak/>
         <w:t>Lobster</w:t>
       </w:r>
-    </w:p>
-    <w:p>
-      <w:pPr>
-        <w:rPr>
-          <w:sz w:val="28"/>
-          <w:szCs w:val="28"/>
-        </w:rPr>
-      </w:pPr>
-      <w:r>
-        <w:rPr>
-          <w:sz w:val="28"/>
-          <w:szCs w:val="28"/>
+      <w:r>
+        <w:rPr>
+          <w:b/>
+          <w:bCs/>
+          <w:sz w:val="40"/>
+          <w:szCs w:val="40"/>
+        </w:rPr>
+        <w:br/>
+      </w:r>
+    </w:p>
+    <w:p>
+      <w:pPr>
+        <w:rPr>
+          <w:b/>
+          <w:bCs/>
+          <w:sz w:val="40"/>
+          <w:szCs w:val="40"/>
+        </w:rPr>
+      </w:pPr>
+      <w:r>
+        <w:rPr>
+          <w:b/>
+          <w:bCs/>
+          <w:sz w:val="40"/>
+          <w:szCs w:val="40"/>
         </w:rPr>
         <w:t>Jellyfish</w:t>
       </w:r>
-    </w:p>
-    <w:p>
-      <w:pPr>
-        <w:rPr>
-          <w:sz w:val="28"/>
-          <w:szCs w:val="28"/>
-        </w:rPr>
-      </w:pPr>
-      <w:r>
-        <w:rPr>
-          <w:sz w:val="28"/>
-          <w:szCs w:val="28"/>
+      <w:r>
+        <w:rPr>
+          <w:b/>
+          <w:bCs/>
+          <w:sz w:val="40"/>
+          <w:szCs w:val="40"/>
+        </w:rPr>
+        <w:br/>
+      </w:r>
+    </w:p>
+    <w:p>
+      <w:pPr>
+        <w:rPr>
+          <w:b/>
+          <w:bCs/>
+          <w:sz w:val="40"/>
+          <w:szCs w:val="40"/>
+        </w:rPr>
+      </w:pPr>
+      <w:r>
+        <w:rPr>
+          <w:b/>
+          <w:bCs/>
+          <w:sz w:val="40"/>
+          <w:szCs w:val="40"/>
         </w:rPr>
         <w:t>Seahorse</w:t>
       </w:r>
-    </w:p>
-    <w:p>
-      <w:pPr>
-        <w:rPr>
-          <w:sz w:val="28"/>
-          <w:szCs w:val="28"/>
-        </w:rPr>
-      </w:pPr>
-      <w:r>
-        <w:rPr>
-          <w:sz w:val="28"/>
-          <w:szCs w:val="28"/>
+      <w:r>
+        <w:rPr>
+          <w:b/>
+          <w:bCs/>
+          <w:sz w:val="40"/>
+          <w:szCs w:val="40"/>
+        </w:rPr>
+        <w:br/>
+      </w:r>
+    </w:p>
+    <w:p>
+      <w:pPr>
+        <w:rPr>
+          <w:b/>
+          <w:bCs/>
+          <w:sz w:val="40"/>
+          <w:szCs w:val="40"/>
+        </w:rPr>
+      </w:pPr>
+      <w:r>
+        <w:rPr>
+          <w:b/>
+          <w:bCs/>
+          <w:sz w:val="40"/>
+          <w:szCs w:val="40"/>
         </w:rPr>
         <w:t>Stingray</w:t>
       </w:r>
-    </w:p>
-    <w:p>
-      <w:pPr>
-        <w:rPr>
-          <w:b/>
-          <w:bCs/>
-          <w:sz w:val="28"/>
-          <w:szCs w:val="28"/>
-        </w:rPr>
-      </w:pPr>
-      <w:r>
-        <w:rPr>
-          <w:b/>
-          <w:bCs/>
-          <w:sz w:val="28"/>
-          <w:szCs w:val="28"/>
+      <w:r>
+        <w:rPr>
+          <w:b/>
+          <w:bCs/>
+          <w:sz w:val="40"/>
+          <w:szCs w:val="40"/>
+        </w:rPr>
+        <w:br/>
+      </w:r>
+    </w:p>
+    <w:p>
+      <w:pPr>
+        <w:rPr>
+          <w:b/>
+          <w:bCs/>
+          <w:sz w:val="40"/>
+          <w:szCs w:val="40"/>
+        </w:rPr>
+      </w:pPr>
+      <w:r>
+        <w:rPr>
+          <w:b/>
+          <w:bCs/>
+          <w:sz w:val="40"/>
+          <w:szCs w:val="40"/>
         </w:rPr>
         <w:t>Bin 3: Amphibians &amp; Reptiles</w:t>
       </w:r>
-    </w:p>
-    <w:p>
-      <w:pPr>
-        <w:rPr>
-          <w:sz w:val="28"/>
-          <w:szCs w:val="28"/>
-        </w:rPr>
-      </w:pPr>
-      <w:r>
-        <w:rPr>
-          <w:sz w:val="28"/>
-          <w:szCs w:val="28"/>
+      <w:r>
+        <w:rPr>
+          <w:b/>
+          <w:bCs/>
+          <w:sz w:val="40"/>
+          <w:szCs w:val="40"/>
+        </w:rPr>
+        <w:br/>
+      </w:r>
+    </w:p>
+    <w:p>
+      <w:pPr>
+        <w:rPr>
+          <w:b/>
+          <w:bCs/>
+          <w:sz w:val="40"/>
+          <w:szCs w:val="40"/>
+        </w:rPr>
+      </w:pPr>
+      <w:r>
+        <w:rPr>
+          <w:b/>
+          <w:bCs/>
+          <w:sz w:val="40"/>
+          <w:szCs w:val="40"/>
         </w:rPr>
         <w:t>Crocodile</w:t>
       </w:r>
-    </w:p>
-    <w:p>
-      <w:pPr>
-        <w:rPr>
-          <w:sz w:val="28"/>
-          <w:szCs w:val="28"/>
-        </w:rPr>
-      </w:pPr>
-      <w:r>
-        <w:rPr>
-          <w:sz w:val="28"/>
-          <w:szCs w:val="28"/>
+      <w:r>
+        <w:rPr>
+          <w:b/>
+          <w:bCs/>
+          <w:sz w:val="40"/>
+          <w:szCs w:val="40"/>
+        </w:rPr>
+        <w:br/>
+      </w:r>
+    </w:p>
+    <w:p>
+      <w:pPr>
+        <w:rPr>
+          <w:b/>
+          <w:bCs/>
+          <w:sz w:val="40"/>
+          <w:szCs w:val="40"/>
+        </w:rPr>
+      </w:pPr>
+      <w:r>
+        <w:rPr>
+          <w:b/>
+          <w:bCs/>
+          <w:sz w:val="40"/>
+          <w:szCs w:val="40"/>
         </w:rPr>
         <w:t>Chameleon</w:t>
       </w:r>
-    </w:p>
-    <w:p>
-      <w:pPr>
-        <w:rPr>
-          <w:sz w:val="28"/>
-          <w:szCs w:val="28"/>
-        </w:rPr>
-      </w:pPr>
-      <w:r>
-        <w:rPr>
-          <w:sz w:val="28"/>
-          <w:szCs w:val="28"/>
+      <w:r>
+        <w:rPr>
+          <w:b/>
+          <w:bCs/>
+          <w:sz w:val="40"/>
+          <w:szCs w:val="40"/>
+        </w:rPr>
+        <w:br/>
+      </w:r>
+    </w:p>
+    <w:p>
+      <w:pPr>
+        <w:rPr>
+          <w:b/>
+          <w:bCs/>
+          <w:sz w:val="40"/>
+          <w:szCs w:val="40"/>
+        </w:rPr>
+      </w:pPr>
+      <w:r>
+        <w:rPr>
+          <w:b/>
+          <w:bCs/>
+          <w:sz w:val="40"/>
+          <w:szCs w:val="40"/>
         </w:rPr>
         <w:t>Salamander</w:t>
       </w:r>
-    </w:p>
-    <w:p>
-      <w:pPr>
-        <w:rPr>
-          <w:sz w:val="28"/>
-          <w:szCs w:val="28"/>
-        </w:rPr>
-      </w:pPr>
-      <w:r>
-        <w:rPr>
-          <w:sz w:val="28"/>
-          <w:szCs w:val="28"/>
+      <w:r>
+        <w:rPr>
+          <w:b/>
+          <w:bCs/>
+          <w:sz w:val="40"/>
+          <w:szCs w:val="40"/>
+        </w:rPr>
+        <w:br/>
+      </w:r>
+    </w:p>
+    <w:p>
+      <w:pPr>
+        <w:rPr>
+          <w:b/>
+          <w:bCs/>
+          <w:sz w:val="40"/>
+          <w:szCs w:val="40"/>
+        </w:rPr>
+      </w:pPr>
+      <w:r>
+        <w:rPr>
+          <w:b/>
+          <w:bCs/>
+          <w:sz w:val="40"/>
+          <w:szCs w:val="40"/>
         </w:rPr>
         <w:t>Iguana</w:t>
       </w:r>
-    </w:p>
-    <w:p>
-      <w:pPr>
-        <w:rPr>
-          <w:sz w:val="28"/>
-          <w:szCs w:val="28"/>
-        </w:rPr>
-      </w:pPr>
-      <w:r>
-        <w:rPr>
-          <w:sz w:val="28"/>
-          <w:szCs w:val="28"/>
+      <w:r>
+        <w:rPr>
+          <w:b/>
+          <w:bCs/>
+          <w:sz w:val="40"/>
+          <w:szCs w:val="40"/>
+        </w:rPr>
+        <w:br/>
+      </w:r>
+    </w:p>
+    <w:p>
+      <w:pPr>
+        <w:rPr>
+          <w:b/>
+          <w:bCs/>
+          <w:sz w:val="40"/>
+          <w:szCs w:val="40"/>
+        </w:rPr>
+      </w:pPr>
+      <w:r>
+        <w:rPr>
+          <w:b/>
+          <w:bCs/>
+          <w:sz w:val="40"/>
+          <w:szCs w:val="40"/>
         </w:rPr>
         <w:t>Tortoise</w:t>
       </w:r>
-    </w:p>
-    <w:p>
-      <w:pPr>
-        <w:rPr>
-          <w:sz w:val="28"/>
-          <w:szCs w:val="28"/>
-        </w:rPr>
-      </w:pPr>
-      <w:r>
-        <w:rPr>
-          <w:sz w:val="28"/>
-          <w:szCs w:val="28"/>
-        </w:rPr>
+      <w:r>
+        <w:rPr>
+          <w:b/>
+          <w:bCs/>
+          <w:sz w:val="40"/>
+          <w:szCs w:val="40"/>
+        </w:rPr>
+        <w:br/>
+      </w:r>
+    </w:p>
+    <w:p>
+      <w:pPr>
+        <w:rPr>
+          <w:b/>
+          <w:bCs/>
+          <w:sz w:val="40"/>
+          <w:szCs w:val="40"/>
+        </w:rPr>
+      </w:pPr>
+      <w:r>
+        <w:rPr>
+          <w:b/>
+          <w:bCs/>
+          <w:sz w:val="40"/>
+          <w:szCs w:val="40"/>
+        </w:rPr>
+        <w:lastRenderedPageBreak/>
         <w:t>Bullfrog</w:t>
       </w:r>
     </w:p>
     <w:p>
       <w:pPr>
         <w:rPr>
-          <w:sz w:val="28"/>
-          <w:szCs w:val="28"/>
-        </w:rPr>
-      </w:pPr>
-    </w:p>
-    <w:p>
-      <w:pPr>
-        <w:rPr>
-          <w:sz w:val="28"/>
-          <w:szCs w:val="28"/>
-        </w:rPr>
-      </w:pPr>
-    </w:p>
-    <w:p>
-      <w:pPr>
-        <w:rPr>
-          <w:b/>
-          <w:bCs/>
-          <w:sz w:val="28"/>
-          <w:szCs w:val="28"/>
-        </w:rPr>
-      </w:pPr>
-      <w:r>
-        <w:rPr>
-          <w:b/>
-          <w:bCs/>
-          <w:sz w:val="28"/>
-          <w:szCs w:val="28"/>
-        </w:rPr>
-        <w:lastRenderedPageBreak/>
-        <w:t xml:space="preserve">The </w:t>
-      </w:r>
-      <w:r>
-        <w:rPr>
-          <w:b/>
-          <w:bCs/>
-          <w:sz w:val="28"/>
-          <w:szCs w:val="28"/>
-        </w:rPr>
-        <w:t>Ambiguous</w:t>
-      </w:r>
-      <w:r>
-        <w:rPr>
-          <w:b/>
-          <w:bCs/>
-          <w:sz w:val="28"/>
-          <w:szCs w:val="28"/>
-        </w:rPr>
-        <w:t xml:space="preserve"> Blocks </w:t>
-      </w:r>
-    </w:p>
-    <w:p>
-      <w:pPr>
-        <w:rPr>
-          <w:sz w:val="28"/>
-          <w:szCs w:val="28"/>
-        </w:rPr>
-      </w:pPr>
-      <w:r>
-        <w:rPr>
-          <w:sz w:val="28"/>
-          <w:szCs w:val="28"/>
-        </w:rPr>
-        <w:t xml:space="preserve">These are the blocks specifically designed to overlap between the bins, forcing the user and </w:t>
-      </w:r>
-      <w:proofErr w:type="spellStart"/>
-      <w:r>
-        <w:rPr>
-          <w:sz w:val="28"/>
-          <w:szCs w:val="28"/>
-        </w:rPr>
-        <w:t>Reachy</w:t>
-      </w:r>
-      <w:proofErr w:type="spellEnd"/>
-      <w:r>
-        <w:rPr>
-          <w:sz w:val="28"/>
-          <w:szCs w:val="28"/>
-        </w:rPr>
-        <w:t xml:space="preserve"> to argu</w:t>
-      </w:r>
-      <w:r>
-        <w:rPr>
-          <w:sz w:val="28"/>
-          <w:szCs w:val="28"/>
-        </w:rPr>
-        <w:t>e</w:t>
-      </w:r>
-      <w:r>
-        <w:rPr>
-          <w:sz w:val="28"/>
-          <w:szCs w:val="28"/>
-        </w:rPr>
-        <w:t>.</w:t>
-      </w:r>
-    </w:p>
-    <w:p>
-      <w:pPr>
-        <w:rPr>
-          <w:sz w:val="28"/>
-          <w:szCs w:val="28"/>
-        </w:rPr>
-      </w:pPr>
-      <w:r>
-        <w:rPr>
-          <w:b/>
-          <w:bCs/>
-          <w:sz w:val="28"/>
-          <w:szCs w:val="28"/>
+          <w:sz w:val="40"/>
+          <w:szCs w:val="40"/>
+        </w:rPr>
+      </w:pPr>
+    </w:p>
+    <w:p>
+      <w:pPr>
+        <w:rPr>
+          <w:sz w:val="40"/>
+          <w:szCs w:val="40"/>
+        </w:rPr>
+      </w:pPr>
+    </w:p>
+    <w:p>
+      <w:pPr>
+        <w:rPr>
+          <w:b/>
+          <w:bCs/>
+          <w:sz w:val="40"/>
+          <w:szCs w:val="40"/>
+        </w:rPr>
+      </w:pPr>
+      <w:r>
+        <w:rPr>
+          <w:b/>
+          <w:bCs/>
+          <w:sz w:val="40"/>
+          <w:szCs w:val="40"/>
+        </w:rPr>
+        <w:t xml:space="preserve">The Ambiguous Blocks </w:t>
+      </w:r>
+      <w:r>
+        <w:rPr>
+          <w:b/>
+          <w:bCs/>
+          <w:sz w:val="40"/>
+          <w:szCs w:val="40"/>
+        </w:rPr>
+        <w:br/>
+      </w:r>
+    </w:p>
+    <w:p>
+      <w:pPr>
+        <w:rPr>
+          <w:sz w:val="40"/>
+          <w:szCs w:val="40"/>
+        </w:rPr>
+      </w:pPr>
+      <w:r>
+        <w:rPr>
+          <w:b/>
+          <w:bCs/>
+          <w:sz w:val="40"/>
+          <w:szCs w:val="40"/>
         </w:rPr>
         <w:t>Dolphin</w:t>
       </w:r>
       <w:r>
         <w:rPr>
-          <w:sz w:val="28"/>
-          <w:szCs w:val="28"/>
-        </w:rPr>
-        <w:t xml:space="preserve">: Is it a Mammal (Bin 1) or a Sea Creature (Bin 2)? </w:t>
-      </w:r>
-      <w:r>
-        <w:rPr>
-          <w:i/>
-          <w:iCs/>
-          <w:sz w:val="28"/>
-          <w:szCs w:val="28"/>
-        </w:rPr>
-        <w:t>(Classic trick!)</w:t>
-      </w:r>
-    </w:p>
-    <w:p>
-      <w:pPr>
-        <w:rPr>
-          <w:sz w:val="28"/>
-          <w:szCs w:val="28"/>
-        </w:rPr>
-      </w:pPr>
-      <w:r>
-        <w:rPr>
-          <w:b/>
-          <w:bCs/>
-          <w:sz w:val="28"/>
-          <w:szCs w:val="28"/>
+          <w:b/>
+          <w:bCs/>
+          <w:sz w:val="40"/>
+          <w:szCs w:val="40"/>
+        </w:rPr>
+        <w:br/>
+      </w:r>
+    </w:p>
+    <w:p>
+      <w:pPr>
+        <w:rPr>
+          <w:sz w:val="40"/>
+          <w:szCs w:val="40"/>
+        </w:rPr>
+      </w:pPr>
+      <w:r>
+        <w:rPr>
+          <w:b/>
+          <w:bCs/>
+          <w:sz w:val="40"/>
+          <w:szCs w:val="40"/>
         </w:rPr>
         <w:t>Sea Turtle</w:t>
       </w:r>
       <w:r>
         <w:rPr>
-          <w:sz w:val="28"/>
-          <w:szCs w:val="28"/>
-        </w:rPr>
-        <w:t>: Is it a Sea Creature (Bin 2) or a Reptile/Amphibian (Bin 3)?</w:t>
-      </w:r>
-    </w:p>
-    <w:p>
-      <w:pPr>
-        <w:rPr>
-          <w:sz w:val="28"/>
-          <w:szCs w:val="28"/>
-        </w:rPr>
-      </w:pPr>
-      <w:r>
-        <w:rPr>
-          <w:b/>
-          <w:bCs/>
-          <w:sz w:val="28"/>
-          <w:szCs w:val="28"/>
+          <w:sz w:val="40"/>
+          <w:szCs w:val="40"/>
+        </w:rPr>
+        <w:br/>
+      </w:r>
+    </w:p>
+    <w:p>
+      <w:pPr>
+        <w:rPr>
+          <w:sz w:val="40"/>
+          <w:szCs w:val="40"/>
+        </w:rPr>
+      </w:pPr>
+      <w:r>
+        <w:rPr>
+          <w:b/>
+          <w:bCs/>
+          <w:sz w:val="40"/>
+          <w:szCs w:val="40"/>
         </w:rPr>
         <w:t>Walrus</w:t>
       </w:r>
       <w:r>
         <w:rPr>
-          <w:sz w:val="28"/>
-          <w:szCs w:val="28"/>
-        </w:rPr>
-        <w:t>: Is it a Mammal (Bin 1) or a Sea Creature (Bin 2)?</w:t>
-      </w:r>
-    </w:p>
-    <w:p>
-      <w:pPr>
-        <w:rPr>
-          <w:sz w:val="28"/>
-          <w:szCs w:val="28"/>
-        </w:rPr>
-      </w:pPr>
-      <w:r>
-        <w:rPr>
-          <w:b/>
-          <w:bCs/>
-          <w:sz w:val="28"/>
-          <w:szCs w:val="28"/>
+          <w:sz w:val="40"/>
+          <w:szCs w:val="40"/>
+        </w:rPr>
+        <w:br/>
+      </w:r>
+    </w:p>
+    <w:p>
+      <w:pPr>
+        <w:rPr>
+          <w:sz w:val="40"/>
+          <w:szCs w:val="40"/>
+        </w:rPr>
+      </w:pPr>
+      <w:r>
+        <w:rPr>
+          <w:b/>
+          <w:bCs/>
+          <w:sz w:val="40"/>
+          <w:szCs w:val="40"/>
         </w:rPr>
         <w:t>Hippopotamus</w:t>
       </w:r>
       <w:r>
         <w:rPr>
-          <w:sz w:val="28"/>
-          <w:szCs w:val="28"/>
-        </w:rPr>
-        <w:t>: It is a Mammal (Bin 1), but it spends all its time in the water like an Amphibian (Bin 3). Where does it belong?</w:t>
-      </w:r>
-    </w:p>
-    <w:p>
-      <w:pPr>
-        <w:rPr>
-          <w:sz w:val="28"/>
-          <w:szCs w:val="28"/>
-        </w:rPr>
-      </w:pPr>
-      <w:r>
-        <w:rPr>
-          <w:b/>
-          <w:bCs/>
-          <w:sz w:val="28"/>
-          <w:szCs w:val="28"/>
+          <w:sz w:val="40"/>
+          <w:szCs w:val="40"/>
+        </w:rPr>
+        <w:br/>
+      </w:r>
+    </w:p>
+    <w:p>
+      <w:pPr>
+        <w:rPr>
+          <w:sz w:val="40"/>
+          <w:szCs w:val="40"/>
+        </w:rPr>
+      </w:pPr>
+      <w:r>
+        <w:rPr>
+          <w:b/>
+          <w:bCs/>
+          <w:sz w:val="40"/>
+          <w:szCs w:val="40"/>
         </w:rPr>
         <w:t>Platypus</w:t>
       </w:r>
       <w:r>
         <w:rPr>
-          <w:sz w:val="28"/>
-          <w:szCs w:val="28"/>
-        </w:rPr>
-        <w:t>: It is a Mammal (Bin 1), but it lays eggs and swims. Which bin?</w:t>
-      </w:r>
-    </w:p>
-    <w:p>
-      <w:pPr>
-        <w:rPr>
-          <w:sz w:val="28"/>
-          <w:szCs w:val="28"/>
-        </w:rPr>
-      </w:pPr>
-      <w:r>
-        <w:rPr>
-          <w:b/>
-          <w:bCs/>
-          <w:sz w:val="28"/>
-          <w:szCs w:val="28"/>
+          <w:sz w:val="40"/>
+          <w:szCs w:val="40"/>
+        </w:rPr>
+        <w:br/>
+      </w:r>
+    </w:p>
+    <w:p>
+      <w:pPr>
+        <w:rPr>
+          <w:sz w:val="40"/>
+          <w:szCs w:val="40"/>
+        </w:rPr>
+      </w:pPr>
+      <w:r>
+        <w:rPr>
+          <w:b/>
+          <w:bCs/>
+          <w:sz w:val="40"/>
+          <w:szCs w:val="40"/>
         </w:rPr>
         <w:t>Penguin</w:t>
       </w:r>
-      <w:r>
-        <w:rPr>
-          <w:sz w:val="28"/>
-          <w:szCs w:val="28"/>
-        </w:rPr>
-        <w:t>: It swims in the ocean (Sea Creature - Bin 2), but it's a bird that lives on land! Where on earth does it go?</w:t>
-      </w:r>
-    </w:p>
-    <w:p>
-      <w:pPr>
-        <w:rPr>
-          <w:sz w:val="28"/>
-          <w:szCs w:val="28"/>
-        </w:rPr>
-      </w:pPr>
-    </w:p>
-    <w:p/>
+    </w:p>
+    <w:p>
+      <w:pPr>
+        <w:rPr>
+          <w:sz w:val="40"/>
+          <w:szCs w:val="40"/>
+        </w:rPr>
+      </w:pPr>
+    </w:p>
+    <w:p>
+      <w:pPr>
+        <w:rPr>
+          <w:sz w:val="40"/>
+          <w:szCs w:val="40"/>
+        </w:rPr>
+      </w:pPr>
+    </w:p>
     <w:sectPr>
       <w:pgSz w:w="12240" w:h="15840"/>
       <w:pgMar w:top="1440" w:right="1440" w:bottom="1440" w:left="1440" w:header="720" w:footer="720" w:gutter="0"/>
@@ -1672,6 +1864,7 @@
   <w:style w:type="character" w:default="1" w:styleId="DefaultParagraphFont">
     <w:name w:val="Default Paragraph Font"/>
     <w:uiPriority w:val="1"/>
+    <w:semiHidden/>
     <w:unhideWhenUsed/>
   </w:style>
   <w:style w:type="table" w:default="1" w:styleId="TableNormal">

--- a/Reachy/Full_Workflow_Tele/Task_4/Names.docx
+++ b/Reachy/Full_Workflow_Tele/Task_4/Names.docx
@@ -715,55 +715,55 @@
           <w:sz w:val="40"/>
           <w:szCs w:val="40"/>
         </w:rPr>
-        <w:t>Hippopotamus</w:t>
-      </w:r>
-      <w:r>
-        <w:rPr>
-          <w:sz w:val="40"/>
-          <w:szCs w:val="40"/>
-        </w:rPr>
-        <w:br/>
-      </w:r>
-    </w:p>
-    <w:p>
-      <w:pPr>
-        <w:rPr>
-          <w:sz w:val="40"/>
-          <w:szCs w:val="40"/>
-        </w:rPr>
-      </w:pPr>
-      <w:r>
-        <w:rPr>
-          <w:b/>
-          <w:bCs/>
-          <w:sz w:val="40"/>
-          <w:szCs w:val="40"/>
-        </w:rPr>
-        <w:t>Platypus</w:t>
-      </w:r>
-      <w:r>
-        <w:rPr>
-          <w:sz w:val="40"/>
-          <w:szCs w:val="40"/>
-        </w:rPr>
-        <w:br/>
-      </w:r>
-    </w:p>
-    <w:p>
-      <w:pPr>
-        <w:rPr>
-          <w:sz w:val="40"/>
-          <w:szCs w:val="40"/>
-        </w:rPr>
-      </w:pPr>
-      <w:r>
-        <w:rPr>
-          <w:b/>
-          <w:bCs/>
-          <w:sz w:val="40"/>
-          <w:szCs w:val="40"/>
-        </w:rPr>
-        <w:t>Penguin</w:t>
+        <w:t>Seal</w:t>
+      </w:r>
+      <w:r>
+        <w:rPr>
+          <w:sz w:val="40"/>
+          <w:szCs w:val="40"/>
+        </w:rPr>
+        <w:br/>
+      </w:r>
+    </w:p>
+    <w:p>
+      <w:pPr>
+        <w:rPr>
+          <w:sz w:val="40"/>
+          <w:szCs w:val="40"/>
+        </w:rPr>
+      </w:pPr>
+      <w:r>
+        <w:rPr>
+          <w:b/>
+          <w:bCs/>
+          <w:sz w:val="40"/>
+          <w:szCs w:val="40"/>
+        </w:rPr>
+        <w:t>Whale</w:t>
+      </w:r>
+      <w:r>
+        <w:rPr>
+          <w:sz w:val="40"/>
+          <w:szCs w:val="40"/>
+        </w:rPr>
+        <w:br/>
+      </w:r>
+    </w:p>
+    <w:p>
+      <w:pPr>
+        <w:rPr>
+          <w:sz w:val="40"/>
+          <w:szCs w:val="40"/>
+        </w:rPr>
+      </w:pPr>
+      <w:r>
+        <w:rPr>
+          <w:b/>
+          <w:bCs/>
+          <w:sz w:val="40"/>
+          <w:szCs w:val="40"/>
+        </w:rPr>
+        <w:t xml:space="preserve">Sea Snake </w:t>
       </w:r>
     </w:p>
     <w:p>
@@ -1864,7 +1864,6 @@
   <w:style w:type="character" w:default="1" w:styleId="DefaultParagraphFont">
     <w:name w:val="Default Paragraph Font"/>
     <w:uiPriority w:val="1"/>
-    <w:semiHidden/>
     <w:unhideWhenUsed/>
   </w:style>
   <w:style w:type="table" w:default="1" w:styleId="TableNormal">

--- a/Reachy/Full_Workflow_Tele/Task_4/Names.docx
+++ b/Reachy/Full_Workflow_Tele/Task_4/Names.docx
@@ -7,27 +7,47 @@
         <w:rPr>
           <w:b/>
           <w:bCs/>
-          <w:sz w:val="40"/>
-          <w:szCs w:val="40"/>
+          <w:sz w:val="48"/>
+          <w:szCs w:val="48"/>
         </w:rPr>
       </w:pPr>
       <w:r>
         <w:rPr>
           <w:b/>
           <w:bCs/>
-          <w:sz w:val="40"/>
-          <w:szCs w:val="40"/>
-        </w:rPr>
-        <w:t>Bin 1: Land Mammals</w:t>
+          <w:sz w:val="48"/>
+          <w:szCs w:val="48"/>
+        </w:rPr>
+        <w:t>Land Animals:</w:t>
       </w:r>
+    </w:p>
+    <w:p>
+      <w:pPr>
+        <w:rPr>
+          <w:b/>
+          <w:bCs/>
+          <w:sz w:val="48"/>
+          <w:szCs w:val="48"/>
+        </w:rPr>
+      </w:pPr>
+    </w:p>
+    <w:p>
+      <w:pPr>
+        <w:rPr>
+          <w:b/>
+          <w:bCs/>
+          <w:sz w:val="48"/>
+          <w:szCs w:val="48"/>
+        </w:rPr>
+      </w:pPr>
       <w:r>
         <w:rPr>
           <w:b/>
           <w:bCs/>
-          <w:sz w:val="40"/>
-          <w:szCs w:val="40"/>
-        </w:rPr>
-        <w:br/>
+          <w:sz w:val="48"/>
+          <w:szCs w:val="48"/>
+        </w:rPr>
+        <w:t>Cow</w:t>
       </w:r>
     </w:p>
     <w:p>
@@ -35,27 +55,57 @@
         <w:rPr>
           <w:b/>
           <w:bCs/>
-          <w:sz w:val="40"/>
-          <w:szCs w:val="40"/>
+          <w:sz w:val="48"/>
+          <w:szCs w:val="48"/>
+        </w:rPr>
+      </w:pPr>
+    </w:p>
+    <w:p>
+      <w:pPr>
+        <w:rPr>
+          <w:b/>
+          <w:bCs/>
+          <w:sz w:val="48"/>
+          <w:szCs w:val="48"/>
         </w:rPr>
       </w:pPr>
       <w:r>
         <w:rPr>
           <w:b/>
           <w:bCs/>
-          <w:sz w:val="40"/>
-          <w:szCs w:val="40"/>
-        </w:rPr>
-        <w:t>Elephant</w:t>
+          <w:sz w:val="48"/>
+          <w:szCs w:val="48"/>
+        </w:rPr>
+        <w:t>Sheep</w:t>
       </w:r>
+    </w:p>
+    <w:p>
+      <w:pPr>
+        <w:rPr>
+          <w:b/>
+          <w:bCs/>
+          <w:sz w:val="48"/>
+          <w:szCs w:val="48"/>
+        </w:rPr>
+      </w:pPr>
+    </w:p>
+    <w:p>
+      <w:pPr>
+        <w:rPr>
+          <w:b/>
+          <w:bCs/>
+          <w:sz w:val="48"/>
+          <w:szCs w:val="48"/>
+        </w:rPr>
+      </w:pPr>
       <w:r>
         <w:rPr>
           <w:b/>
           <w:bCs/>
-          <w:sz w:val="40"/>
-          <w:szCs w:val="40"/>
-        </w:rPr>
-        <w:br/>
+          <w:sz w:val="48"/>
+          <w:szCs w:val="48"/>
+        </w:rPr>
+        <w:t>Camel</w:t>
       </w:r>
     </w:p>
     <w:p>
@@ -63,27 +113,57 @@
         <w:rPr>
           <w:b/>
           <w:bCs/>
-          <w:sz w:val="40"/>
-          <w:szCs w:val="40"/>
+          <w:sz w:val="48"/>
+          <w:szCs w:val="48"/>
+        </w:rPr>
+      </w:pPr>
+    </w:p>
+    <w:p>
+      <w:pPr>
+        <w:rPr>
+          <w:b/>
+          <w:bCs/>
+          <w:sz w:val="48"/>
+          <w:szCs w:val="48"/>
         </w:rPr>
       </w:pPr>
       <w:r>
         <w:rPr>
           <w:b/>
           <w:bCs/>
-          <w:sz w:val="40"/>
-          <w:szCs w:val="40"/>
-        </w:rPr>
-        <w:t>Gorilla</w:t>
+          <w:sz w:val="48"/>
+          <w:szCs w:val="48"/>
+        </w:rPr>
+        <w:t xml:space="preserve">Birds Animals: </w:t>
       </w:r>
+    </w:p>
+    <w:p>
+      <w:pPr>
+        <w:rPr>
+          <w:b/>
+          <w:bCs/>
+          <w:sz w:val="48"/>
+          <w:szCs w:val="48"/>
+        </w:rPr>
+      </w:pPr>
+    </w:p>
+    <w:p>
+      <w:pPr>
+        <w:rPr>
+          <w:b/>
+          <w:bCs/>
+          <w:sz w:val="48"/>
+          <w:szCs w:val="48"/>
+        </w:rPr>
+      </w:pPr>
       <w:r>
         <w:rPr>
           <w:b/>
           <w:bCs/>
-          <w:sz w:val="40"/>
-          <w:szCs w:val="40"/>
-        </w:rPr>
-        <w:br/>
+          <w:sz w:val="48"/>
+          <w:szCs w:val="48"/>
+        </w:rPr>
+        <w:t xml:space="preserve">Eagle </w:t>
       </w:r>
     </w:p>
     <w:p>
@@ -91,27 +171,57 @@
         <w:rPr>
           <w:b/>
           <w:bCs/>
-          <w:sz w:val="40"/>
-          <w:szCs w:val="40"/>
+          <w:sz w:val="48"/>
+          <w:szCs w:val="48"/>
+        </w:rPr>
+      </w:pPr>
+    </w:p>
+    <w:p>
+      <w:pPr>
+        <w:rPr>
+          <w:b/>
+          <w:bCs/>
+          <w:sz w:val="48"/>
+          <w:szCs w:val="48"/>
         </w:rPr>
       </w:pPr>
       <w:r>
         <w:rPr>
           <w:b/>
           <w:bCs/>
-          <w:sz w:val="40"/>
-          <w:szCs w:val="40"/>
-        </w:rPr>
-        <w:t>Kangaroo</w:t>
+          <w:sz w:val="48"/>
+          <w:szCs w:val="48"/>
+        </w:rPr>
+        <w:t xml:space="preserve">Falcon </w:t>
       </w:r>
+    </w:p>
+    <w:p>
+      <w:pPr>
+        <w:rPr>
+          <w:b/>
+          <w:bCs/>
+          <w:sz w:val="48"/>
+          <w:szCs w:val="48"/>
+        </w:rPr>
+      </w:pPr>
+    </w:p>
+    <w:p>
+      <w:pPr>
+        <w:rPr>
+          <w:b/>
+          <w:bCs/>
+          <w:sz w:val="48"/>
+          <w:szCs w:val="48"/>
+        </w:rPr>
+      </w:pPr>
       <w:r>
         <w:rPr>
           <w:b/>
           <w:bCs/>
-          <w:sz w:val="40"/>
-          <w:szCs w:val="40"/>
-        </w:rPr>
-        <w:br/>
+          <w:sz w:val="48"/>
+          <w:szCs w:val="48"/>
+        </w:rPr>
+        <w:t xml:space="preserve">Hawk </w:t>
       </w:r>
     </w:p>
     <w:p>
@@ -119,27 +229,57 @@
         <w:rPr>
           <w:b/>
           <w:bCs/>
-          <w:sz w:val="40"/>
-          <w:szCs w:val="40"/>
+          <w:sz w:val="48"/>
+          <w:szCs w:val="48"/>
+        </w:rPr>
+      </w:pPr>
+    </w:p>
+    <w:p>
+      <w:pPr>
+        <w:rPr>
+          <w:b/>
+          <w:bCs/>
+          <w:sz w:val="48"/>
+          <w:szCs w:val="48"/>
         </w:rPr>
       </w:pPr>
       <w:r>
         <w:rPr>
           <w:b/>
           <w:bCs/>
-          <w:sz w:val="40"/>
-          <w:szCs w:val="40"/>
-        </w:rPr>
-        <w:t>Rhinoceros</w:t>
+          <w:sz w:val="48"/>
+          <w:szCs w:val="48"/>
+        </w:rPr>
+        <w:t xml:space="preserve">Marine Animals: </w:t>
       </w:r>
+    </w:p>
+    <w:p>
+      <w:pPr>
+        <w:rPr>
+          <w:b/>
+          <w:bCs/>
+          <w:sz w:val="48"/>
+          <w:szCs w:val="48"/>
+        </w:rPr>
+      </w:pPr>
+    </w:p>
+    <w:p>
+      <w:pPr>
+        <w:rPr>
+          <w:b/>
+          <w:bCs/>
+          <w:sz w:val="48"/>
+          <w:szCs w:val="48"/>
+        </w:rPr>
+      </w:pPr>
       <w:r>
         <w:rPr>
           <w:b/>
           <w:bCs/>
-          <w:sz w:val="40"/>
-          <w:szCs w:val="40"/>
-        </w:rPr>
-        <w:br/>
+          <w:sz w:val="48"/>
+          <w:szCs w:val="48"/>
+        </w:rPr>
+        <w:t xml:space="preserve">Shark </w:t>
       </w:r>
     </w:p>
     <w:p>
@@ -147,196 +287,57 @@
         <w:rPr>
           <w:b/>
           <w:bCs/>
-          <w:sz w:val="40"/>
-          <w:szCs w:val="40"/>
+          <w:sz w:val="48"/>
+          <w:szCs w:val="48"/>
+        </w:rPr>
+      </w:pPr>
+    </w:p>
+    <w:p>
+      <w:pPr>
+        <w:rPr>
+          <w:b/>
+          <w:bCs/>
+          <w:sz w:val="48"/>
+          <w:szCs w:val="48"/>
         </w:rPr>
       </w:pPr>
       <w:r>
         <w:rPr>
           <w:b/>
           <w:bCs/>
-          <w:sz w:val="40"/>
-          <w:szCs w:val="40"/>
-        </w:rPr>
-        <w:t>Porcupine</w:t>
-      </w:r>
-      <w:r>
-        <w:rPr>
-          <w:b/>
-          <w:bCs/>
-          <w:sz w:val="40"/>
-          <w:szCs w:val="40"/>
-        </w:rPr>
-        <w:br/>
-      </w:r>
-    </w:p>
-    <w:p>
-      <w:pPr>
-        <w:rPr>
-          <w:b/>
-          <w:bCs/>
-          <w:sz w:val="40"/>
-          <w:szCs w:val="40"/>
-        </w:rPr>
-      </w:pPr>
-      <w:r>
-        <w:rPr>
-          <w:b/>
-          <w:bCs/>
-          <w:sz w:val="40"/>
-          <w:szCs w:val="40"/>
-        </w:rPr>
-        <w:t>Cheetah</w:t>
-      </w:r>
-      <w:r>
-        <w:rPr>
-          <w:b/>
-          <w:bCs/>
-          <w:sz w:val="40"/>
-          <w:szCs w:val="40"/>
-        </w:rPr>
-        <w:br/>
-      </w:r>
-    </w:p>
-    <w:p>
-      <w:pPr>
-        <w:rPr>
-          <w:b/>
-          <w:bCs/>
-          <w:sz w:val="40"/>
-          <w:szCs w:val="40"/>
-        </w:rPr>
-      </w:pPr>
-      <w:r>
-        <w:rPr>
-          <w:b/>
-          <w:bCs/>
-          <w:sz w:val="40"/>
-          <w:szCs w:val="40"/>
-        </w:rPr>
-        <w:t>Bin 2: Sea Creatures (Fish/Invertebrates)</w:t>
-      </w:r>
-      <w:r>
-        <w:rPr>
-          <w:b/>
-          <w:bCs/>
-          <w:sz w:val="40"/>
-          <w:szCs w:val="40"/>
-        </w:rPr>
-        <w:br/>
-      </w:r>
-    </w:p>
-    <w:p>
-      <w:pPr>
-        <w:rPr>
-          <w:b/>
-          <w:bCs/>
-          <w:sz w:val="40"/>
-          <w:szCs w:val="40"/>
-        </w:rPr>
-      </w:pPr>
-      <w:r>
-        <w:rPr>
-          <w:b/>
-          <w:bCs/>
-          <w:sz w:val="40"/>
-          <w:szCs w:val="40"/>
-        </w:rPr>
-        <w:t>Octopus</w:t>
-      </w:r>
-      <w:r>
-        <w:rPr>
-          <w:b/>
-          <w:bCs/>
-          <w:sz w:val="40"/>
-          <w:szCs w:val="40"/>
-        </w:rPr>
-        <w:br/>
-      </w:r>
-    </w:p>
-    <w:p>
-      <w:pPr>
-        <w:rPr>
-          <w:b/>
-          <w:bCs/>
-          <w:sz w:val="40"/>
-          <w:szCs w:val="40"/>
-        </w:rPr>
-      </w:pPr>
-      <w:r>
-        <w:rPr>
-          <w:b/>
-          <w:bCs/>
-          <w:sz w:val="40"/>
-          <w:szCs w:val="40"/>
-        </w:rPr>
-        <w:t>Swordfish</w:t>
-      </w:r>
-      <w:r>
-        <w:rPr>
-          <w:b/>
-          <w:bCs/>
-          <w:sz w:val="40"/>
-          <w:szCs w:val="40"/>
-        </w:rPr>
-        <w:br/>
-      </w:r>
-    </w:p>
-    <w:p>
-      <w:pPr>
-        <w:rPr>
-          <w:b/>
-          <w:bCs/>
-          <w:sz w:val="40"/>
-          <w:szCs w:val="40"/>
-        </w:rPr>
-      </w:pPr>
-      <w:r>
-        <w:rPr>
-          <w:b/>
-          <w:bCs/>
-          <w:sz w:val="40"/>
-          <w:szCs w:val="40"/>
-        </w:rPr>
-        <w:lastRenderedPageBreak/>
-        <w:t>Lobster</w:t>
-      </w:r>
-      <w:r>
-        <w:rPr>
-          <w:b/>
-          <w:bCs/>
-          <w:sz w:val="40"/>
-          <w:szCs w:val="40"/>
-        </w:rPr>
-        <w:br/>
-      </w:r>
-    </w:p>
-    <w:p>
-      <w:pPr>
-        <w:rPr>
-          <w:b/>
-          <w:bCs/>
-          <w:sz w:val="40"/>
-          <w:szCs w:val="40"/>
-        </w:rPr>
-      </w:pPr>
-      <w:r>
-        <w:rPr>
-          <w:b/>
-          <w:bCs/>
-          <w:sz w:val="40"/>
-          <w:szCs w:val="40"/>
+          <w:sz w:val="48"/>
+          <w:szCs w:val="48"/>
         </w:rPr>
         <w:t>Jellyfish</w:t>
       </w:r>
+    </w:p>
+    <w:p>
+      <w:pPr>
+        <w:rPr>
+          <w:b/>
+          <w:bCs/>
+          <w:sz w:val="48"/>
+          <w:szCs w:val="48"/>
+        </w:rPr>
+      </w:pPr>
+    </w:p>
+    <w:p>
+      <w:pPr>
+        <w:rPr>
+          <w:b/>
+          <w:bCs/>
+          <w:sz w:val="48"/>
+          <w:szCs w:val="48"/>
+        </w:rPr>
+      </w:pPr>
       <w:r>
         <w:rPr>
           <w:b/>
           <w:bCs/>
-          <w:sz w:val="40"/>
-          <w:szCs w:val="40"/>
-        </w:rPr>
-        <w:br/>
+          <w:sz w:val="48"/>
+          <w:szCs w:val="48"/>
+        </w:rPr>
+        <w:t xml:space="preserve">Tuna </w:t>
       </w:r>
     </w:p>
     <w:p>
@@ -344,27 +345,57 @@
         <w:rPr>
           <w:b/>
           <w:bCs/>
-          <w:sz w:val="40"/>
-          <w:szCs w:val="40"/>
+          <w:sz w:val="48"/>
+          <w:szCs w:val="48"/>
+        </w:rPr>
+      </w:pPr>
+    </w:p>
+    <w:p>
+      <w:pPr>
+        <w:rPr>
+          <w:b/>
+          <w:bCs/>
+          <w:sz w:val="48"/>
+          <w:szCs w:val="48"/>
         </w:rPr>
       </w:pPr>
       <w:r>
         <w:rPr>
           <w:b/>
           <w:bCs/>
-          <w:sz w:val="40"/>
-          <w:szCs w:val="40"/>
-        </w:rPr>
-        <w:t>Seahorse</w:t>
+          <w:sz w:val="48"/>
+          <w:szCs w:val="48"/>
+        </w:rPr>
+        <w:t xml:space="preserve">Ambiguous answers: </w:t>
       </w:r>
+    </w:p>
+    <w:p>
+      <w:pPr>
+        <w:rPr>
+          <w:b/>
+          <w:bCs/>
+          <w:sz w:val="48"/>
+          <w:szCs w:val="48"/>
+        </w:rPr>
+      </w:pPr>
+    </w:p>
+    <w:p>
+      <w:pPr>
+        <w:rPr>
+          <w:b/>
+          <w:bCs/>
+          <w:sz w:val="48"/>
+          <w:szCs w:val="48"/>
+        </w:rPr>
+      </w:pPr>
       <w:r>
         <w:rPr>
           <w:b/>
           <w:bCs/>
-          <w:sz w:val="40"/>
-          <w:szCs w:val="40"/>
-        </w:rPr>
-        <w:br/>
+          <w:sz w:val="48"/>
+          <w:szCs w:val="48"/>
+        </w:rPr>
+        <w:t xml:space="preserve">Penguin </w:t>
       </w:r>
     </w:p>
     <w:p>
@@ -372,27 +403,58 @@
         <w:rPr>
           <w:b/>
           <w:bCs/>
-          <w:sz w:val="40"/>
-          <w:szCs w:val="40"/>
+          <w:sz w:val="48"/>
+          <w:szCs w:val="48"/>
+        </w:rPr>
+      </w:pPr>
+    </w:p>
+    <w:p>
+      <w:pPr>
+        <w:rPr>
+          <w:b/>
+          <w:bCs/>
+          <w:sz w:val="48"/>
+          <w:szCs w:val="48"/>
         </w:rPr>
       </w:pPr>
       <w:r>
         <w:rPr>
           <w:b/>
           <w:bCs/>
-          <w:sz w:val="40"/>
-          <w:szCs w:val="40"/>
-        </w:rPr>
-        <w:t>Stingray</w:t>
+          <w:sz w:val="48"/>
+          <w:szCs w:val="48"/>
+        </w:rPr>
+        <w:t xml:space="preserve">Canada Goose </w:t>
       </w:r>
+    </w:p>
+    <w:p>
+      <w:pPr>
+        <w:rPr>
+          <w:b/>
+          <w:bCs/>
+          <w:sz w:val="48"/>
+          <w:szCs w:val="48"/>
+        </w:rPr>
+      </w:pPr>
+    </w:p>
+    <w:p>
+      <w:pPr>
+        <w:rPr>
+          <w:b/>
+          <w:bCs/>
+          <w:sz w:val="48"/>
+          <w:szCs w:val="48"/>
+        </w:rPr>
+      </w:pPr>
       <w:r>
         <w:rPr>
           <w:b/>
           <w:bCs/>
-          <w:sz w:val="40"/>
-          <w:szCs w:val="40"/>
-        </w:rPr>
-        <w:br/>
+          <w:sz w:val="48"/>
+          <w:szCs w:val="48"/>
+        </w:rPr>
+        <w:lastRenderedPageBreak/>
+        <w:t xml:space="preserve">Dragonfly </w:t>
       </w:r>
     </w:p>
     <w:p>
@@ -400,27 +462,57 @@
         <w:rPr>
           <w:b/>
           <w:bCs/>
-          <w:sz w:val="40"/>
-          <w:szCs w:val="40"/>
+          <w:sz w:val="48"/>
+          <w:szCs w:val="48"/>
+        </w:rPr>
+      </w:pPr>
+    </w:p>
+    <w:p>
+      <w:pPr>
+        <w:rPr>
+          <w:b/>
+          <w:bCs/>
+          <w:sz w:val="48"/>
+          <w:szCs w:val="48"/>
         </w:rPr>
       </w:pPr>
       <w:r>
         <w:rPr>
           <w:b/>
           <w:bCs/>
-          <w:sz w:val="40"/>
-          <w:szCs w:val="40"/>
-        </w:rPr>
-        <w:t>Bin 3: Amphibians &amp; Reptiles</w:t>
+          <w:sz w:val="48"/>
+          <w:szCs w:val="48"/>
+        </w:rPr>
+        <w:t xml:space="preserve">Flying Frog </w:t>
       </w:r>
+    </w:p>
+    <w:p>
+      <w:pPr>
+        <w:rPr>
+          <w:b/>
+          <w:bCs/>
+          <w:sz w:val="48"/>
+          <w:szCs w:val="48"/>
+        </w:rPr>
+      </w:pPr>
+    </w:p>
+    <w:p>
+      <w:pPr>
+        <w:rPr>
+          <w:b/>
+          <w:bCs/>
+          <w:sz w:val="48"/>
+          <w:szCs w:val="48"/>
+        </w:rPr>
+      </w:pPr>
       <w:r>
         <w:rPr>
           <w:b/>
           <w:bCs/>
-          <w:sz w:val="40"/>
-          <w:szCs w:val="40"/>
-        </w:rPr>
-        <w:br/>
+          <w:sz w:val="48"/>
+          <w:szCs w:val="48"/>
+        </w:rPr>
+        <w:t xml:space="preserve">Cattail </w:t>
       </w:r>
     </w:p>
     <w:p>
@@ -428,357 +520,8 @@
         <w:rPr>
           <w:b/>
           <w:bCs/>
-          <w:sz w:val="40"/>
-          <w:szCs w:val="40"/>
-        </w:rPr>
-      </w:pPr>
-      <w:r>
-        <w:rPr>
-          <w:b/>
-          <w:bCs/>
-          <w:sz w:val="40"/>
-          <w:szCs w:val="40"/>
-        </w:rPr>
-        <w:t>Crocodile</w:t>
-      </w:r>
-      <w:r>
-        <w:rPr>
-          <w:b/>
-          <w:bCs/>
-          <w:sz w:val="40"/>
-          <w:szCs w:val="40"/>
-        </w:rPr>
-        <w:br/>
-      </w:r>
-    </w:p>
-    <w:p>
-      <w:pPr>
-        <w:rPr>
-          <w:b/>
-          <w:bCs/>
-          <w:sz w:val="40"/>
-          <w:szCs w:val="40"/>
-        </w:rPr>
-      </w:pPr>
-      <w:r>
-        <w:rPr>
-          <w:b/>
-          <w:bCs/>
-          <w:sz w:val="40"/>
-          <w:szCs w:val="40"/>
-        </w:rPr>
-        <w:t>Chameleon</w:t>
-      </w:r>
-      <w:r>
-        <w:rPr>
-          <w:b/>
-          <w:bCs/>
-          <w:sz w:val="40"/>
-          <w:szCs w:val="40"/>
-        </w:rPr>
-        <w:br/>
-      </w:r>
-    </w:p>
-    <w:p>
-      <w:pPr>
-        <w:rPr>
-          <w:b/>
-          <w:bCs/>
-          <w:sz w:val="40"/>
-          <w:szCs w:val="40"/>
-        </w:rPr>
-      </w:pPr>
-      <w:r>
-        <w:rPr>
-          <w:b/>
-          <w:bCs/>
-          <w:sz w:val="40"/>
-          <w:szCs w:val="40"/>
-        </w:rPr>
-        <w:t>Salamander</w:t>
-      </w:r>
-      <w:r>
-        <w:rPr>
-          <w:b/>
-          <w:bCs/>
-          <w:sz w:val="40"/>
-          <w:szCs w:val="40"/>
-        </w:rPr>
-        <w:br/>
-      </w:r>
-    </w:p>
-    <w:p>
-      <w:pPr>
-        <w:rPr>
-          <w:b/>
-          <w:bCs/>
-          <w:sz w:val="40"/>
-          <w:szCs w:val="40"/>
-        </w:rPr>
-      </w:pPr>
-      <w:r>
-        <w:rPr>
-          <w:b/>
-          <w:bCs/>
-          <w:sz w:val="40"/>
-          <w:szCs w:val="40"/>
-        </w:rPr>
-        <w:t>Iguana</w:t>
-      </w:r>
-      <w:r>
-        <w:rPr>
-          <w:b/>
-          <w:bCs/>
-          <w:sz w:val="40"/>
-          <w:szCs w:val="40"/>
-        </w:rPr>
-        <w:br/>
-      </w:r>
-    </w:p>
-    <w:p>
-      <w:pPr>
-        <w:rPr>
-          <w:b/>
-          <w:bCs/>
-          <w:sz w:val="40"/>
-          <w:szCs w:val="40"/>
-        </w:rPr>
-      </w:pPr>
-      <w:r>
-        <w:rPr>
-          <w:b/>
-          <w:bCs/>
-          <w:sz w:val="40"/>
-          <w:szCs w:val="40"/>
-        </w:rPr>
-        <w:t>Tortoise</w:t>
-      </w:r>
-      <w:r>
-        <w:rPr>
-          <w:b/>
-          <w:bCs/>
-          <w:sz w:val="40"/>
-          <w:szCs w:val="40"/>
-        </w:rPr>
-        <w:br/>
-      </w:r>
-    </w:p>
-    <w:p>
-      <w:pPr>
-        <w:rPr>
-          <w:b/>
-          <w:bCs/>
-          <w:sz w:val="40"/>
-          <w:szCs w:val="40"/>
-        </w:rPr>
-      </w:pPr>
-      <w:r>
-        <w:rPr>
-          <w:b/>
-          <w:bCs/>
-          <w:sz w:val="40"/>
-          <w:szCs w:val="40"/>
-        </w:rPr>
-        <w:lastRenderedPageBreak/>
-        <w:t>Bullfrog</w:t>
-      </w:r>
-    </w:p>
-    <w:p>
-      <w:pPr>
-        <w:rPr>
-          <w:sz w:val="40"/>
-          <w:szCs w:val="40"/>
-        </w:rPr>
-      </w:pPr>
-    </w:p>
-    <w:p>
-      <w:pPr>
-        <w:rPr>
-          <w:sz w:val="40"/>
-          <w:szCs w:val="40"/>
-        </w:rPr>
-      </w:pPr>
-    </w:p>
-    <w:p>
-      <w:pPr>
-        <w:rPr>
-          <w:b/>
-          <w:bCs/>
-          <w:sz w:val="40"/>
-          <w:szCs w:val="40"/>
-        </w:rPr>
-      </w:pPr>
-      <w:r>
-        <w:rPr>
-          <w:b/>
-          <w:bCs/>
-          <w:sz w:val="40"/>
-          <w:szCs w:val="40"/>
-        </w:rPr>
-        <w:t xml:space="preserve">The Ambiguous Blocks </w:t>
-      </w:r>
-      <w:r>
-        <w:rPr>
-          <w:b/>
-          <w:bCs/>
-          <w:sz w:val="40"/>
-          <w:szCs w:val="40"/>
-        </w:rPr>
-        <w:br/>
-      </w:r>
-    </w:p>
-    <w:p>
-      <w:pPr>
-        <w:rPr>
-          <w:sz w:val="40"/>
-          <w:szCs w:val="40"/>
-        </w:rPr>
-      </w:pPr>
-      <w:r>
-        <w:rPr>
-          <w:b/>
-          <w:bCs/>
-          <w:sz w:val="40"/>
-          <w:szCs w:val="40"/>
-        </w:rPr>
-        <w:t>Dolphin</w:t>
-      </w:r>
-      <w:r>
-        <w:rPr>
-          <w:b/>
-          <w:bCs/>
-          <w:sz w:val="40"/>
-          <w:szCs w:val="40"/>
-        </w:rPr>
-        <w:br/>
-      </w:r>
-    </w:p>
-    <w:p>
-      <w:pPr>
-        <w:rPr>
-          <w:sz w:val="40"/>
-          <w:szCs w:val="40"/>
-        </w:rPr>
-      </w:pPr>
-      <w:r>
-        <w:rPr>
-          <w:b/>
-          <w:bCs/>
-          <w:sz w:val="40"/>
-          <w:szCs w:val="40"/>
-        </w:rPr>
-        <w:t>Sea Turtle</w:t>
-      </w:r>
-      <w:r>
-        <w:rPr>
-          <w:sz w:val="40"/>
-          <w:szCs w:val="40"/>
-        </w:rPr>
-        <w:br/>
-      </w:r>
-    </w:p>
-    <w:p>
-      <w:pPr>
-        <w:rPr>
-          <w:sz w:val="40"/>
-          <w:szCs w:val="40"/>
-        </w:rPr>
-      </w:pPr>
-      <w:r>
-        <w:rPr>
-          <w:b/>
-          <w:bCs/>
-          <w:sz w:val="40"/>
-          <w:szCs w:val="40"/>
-        </w:rPr>
-        <w:t>Walrus</w:t>
-      </w:r>
-      <w:r>
-        <w:rPr>
-          <w:sz w:val="40"/>
-          <w:szCs w:val="40"/>
-        </w:rPr>
-        <w:br/>
-      </w:r>
-    </w:p>
-    <w:p>
-      <w:pPr>
-        <w:rPr>
-          <w:sz w:val="40"/>
-          <w:szCs w:val="40"/>
-        </w:rPr>
-      </w:pPr>
-      <w:r>
-        <w:rPr>
-          <w:b/>
-          <w:bCs/>
-          <w:sz w:val="40"/>
-          <w:szCs w:val="40"/>
-        </w:rPr>
-        <w:t>Seal</w:t>
-      </w:r>
-      <w:r>
-        <w:rPr>
-          <w:sz w:val="40"/>
-          <w:szCs w:val="40"/>
-        </w:rPr>
-        <w:br/>
-      </w:r>
-    </w:p>
-    <w:p>
-      <w:pPr>
-        <w:rPr>
-          <w:sz w:val="40"/>
-          <w:szCs w:val="40"/>
-        </w:rPr>
-      </w:pPr>
-      <w:r>
-        <w:rPr>
-          <w:b/>
-          <w:bCs/>
-          <w:sz w:val="40"/>
-          <w:szCs w:val="40"/>
-        </w:rPr>
-        <w:t>Whale</w:t>
-      </w:r>
-      <w:r>
-        <w:rPr>
-          <w:sz w:val="40"/>
-          <w:szCs w:val="40"/>
-        </w:rPr>
-        <w:br/>
-      </w:r>
-    </w:p>
-    <w:p>
-      <w:pPr>
-        <w:rPr>
-          <w:sz w:val="40"/>
-          <w:szCs w:val="40"/>
-        </w:rPr>
-      </w:pPr>
-      <w:r>
-        <w:rPr>
-          <w:b/>
-          <w:bCs/>
-          <w:sz w:val="40"/>
-          <w:szCs w:val="40"/>
-        </w:rPr>
-        <w:t xml:space="preserve">Sea Snake </w:t>
-      </w:r>
-    </w:p>
-    <w:p>
-      <w:pPr>
-        <w:rPr>
-          <w:sz w:val="40"/>
-          <w:szCs w:val="40"/>
-        </w:rPr>
-      </w:pPr>
-    </w:p>
-    <w:p>
-      <w:pPr>
-        <w:rPr>
-          <w:sz w:val="40"/>
-          <w:szCs w:val="40"/>
+          <w:sz w:val="48"/>
+          <w:szCs w:val="48"/>
         </w:rPr>
       </w:pPr>
     </w:p>
@@ -1864,6 +1607,7 @@
   <w:style w:type="character" w:default="1" w:styleId="DefaultParagraphFont">
     <w:name w:val="Default Paragraph Font"/>
     <w:uiPriority w:val="1"/>
+    <w:semiHidden/>
     <w:unhideWhenUsed/>
   </w:style>
   <w:style w:type="table" w:default="1" w:styleId="TableNormal">
